--- a/public/templates/protocol-csv-oq.docx
+++ b/public/templates/protocol-csv-oq.docx
@@ -3562,7 +3562,7 @@
     </w:p>
     <w:p>
       <w:r>
-        <w:t>Confirm records stay Attributable, Legible, Contemporaneous, Original, Accurate, and also Complete, Consistent, Enduring, and Available.</w:t>
+        <w:t>Confirm records hold up against the full ALCOA+ attribute set: that each record can be tied to the person who made it, stays readable, is captured at the time the work happens, keeps the source values rather than a reworked copy, is correct, and on the plus side is whole, free of internal contradiction, durable over its retention life, and retrievable when needed.</w:t>
       </w:r>
     </w:p>
     <w:tbl>
